--- a/saman_nezafat_cv.docx
+++ b/saman_nezafat_cv.docx
@@ -97,6 +97,19 @@
           <w:sz w:val="20"/>
         </w:rPr>
         <w:t>2023-Present</w:t>
+      </w:r>
+    </w:p>
+    <w:p>
+      <w:pPr>
+        <w:spacing w:before="0" w:after="60" w:line="240" w:lineRule="auto"/>
+      </w:pPr>
+      <w:r>
+        <w:rPr>
+          <w:i/>
+          <w:color w:val="5A6675"/>
+          <w:sz w:val="18"/>
+        </w:rPr>
+        <w:t>B2C travel and payments platform, ~30 people.</w:t>
       </w:r>
     </w:p>
     <w:p>
@@ -715,6 +728,19 @@
     </w:p>
     <w:p>
       <w:pPr>
+        <w:spacing w:before="0" w:after="60" w:line="240" w:lineRule="auto"/>
+      </w:pPr>
+      <w:r>
+        <w:rPr>
+          <w:i/>
+          <w:color w:val="5A6675"/>
+          <w:sz w:val="18"/>
+        </w:rPr>
+        <w:t>Enterprise ticketing SaaS.</w:t>
+      </w:r>
+    </w:p>
+    <w:p>
+      <w:pPr>
         <w:spacing w:before="0" w:after="20" w:line="240" w:lineRule="auto"/>
       </w:pPr>
       <w:r>
@@ -827,6 +853,19 @@
           <w:sz w:val="20"/>
         </w:rPr>
         <w:t>2021-2022</w:t>
+      </w:r>
+    </w:p>
+    <w:p>
+      <w:pPr>
+        <w:spacing w:before="0" w:after="60" w:line="240" w:lineRule="auto"/>
+      </w:pPr>
+      <w:r>
+        <w:rPr>
+          <w:i/>
+          <w:color w:val="5A6675"/>
+          <w:sz w:val="18"/>
+        </w:rPr>
+        <w:t>Enterprise resource-management software.</w:t>
       </w:r>
     </w:p>
     <w:p>

--- a/saman_nezafat_cv.docx
+++ b/saman_nezafat_cv.docx
@@ -79,7 +79,7 @@
       <w:r>
         <w:rPr>
           <w:b/>
-          <w:color w:val="15202B"/>
+          <w:color w:val="107878"/>
           <w:sz w:val="24"/>
         </w:rPr>
         <w:t>Pars Hadish</w:t>
@@ -109,7 +109,7 @@
           <w:color w:val="5A6675"/>
           <w:sz w:val="18"/>
         </w:rPr>
-        <w:t>B2C travel and payments platform, ~30 people.</w:t>
+        <w:t>B2C travel and payments platform.</w:t>
       </w:r>
     </w:p>
     <w:p>
@@ -706,7 +706,7 @@
       <w:r>
         <w:rPr>
           <w:b/>
-          <w:color w:val="15202B"/>
+          <w:color w:val="107878"/>
           <w:sz w:val="24"/>
         </w:rPr>
         <w:t>Atishahr</w:t>
@@ -835,7 +835,7 @@
       <w:r>
         <w:rPr>
           <w:b/>
-          <w:color w:val="15202B"/>
+          <w:color w:val="107878"/>
           <w:sz w:val="24"/>
         </w:rPr>
         <w:t>Mehr Pars</w:t>

--- a/saman_nezafat_cv.docx
+++ b/saman_nezafat_cv.docx
@@ -82,7 +82,7 @@
           <w:color w:val="107878"/>
           <w:sz w:val="24"/>
         </w:rPr>
-        <w:t>Pars Hadish</w:t>
+        <w:t>Pars Hadish (B2C travel and payments platform)</w:t>
       </w:r>
       <w:r>
         <w:rPr>
@@ -97,19 +97,6 @@
           <w:sz w:val="20"/>
         </w:rPr>
         <w:t>2023-Present</w:t>
-      </w:r>
-    </w:p>
-    <w:p>
-      <w:pPr>
-        <w:spacing w:before="0" w:after="60" w:line="240" w:lineRule="auto"/>
-      </w:pPr>
-      <w:r>
-        <w:rPr>
-          <w:i/>
-          <w:color w:val="5A6675"/>
-          <w:sz w:val="18"/>
-        </w:rPr>
-        <w:t>B2C travel and payments platform.</w:t>
       </w:r>
     </w:p>
     <w:p>
@@ -709,7 +696,7 @@
           <w:color w:val="107878"/>
           <w:sz w:val="24"/>
         </w:rPr>
-        <w:t>Atishahr</w:t>
+        <w:t>Atishahr (enterprise ticketing SaaS)</w:t>
       </w:r>
       <w:r>
         <w:rPr>
@@ -724,19 +711,6 @@
           <w:sz w:val="20"/>
         </w:rPr>
         <w:t>2022-2023</w:t>
-      </w:r>
-    </w:p>
-    <w:p>
-      <w:pPr>
-        <w:spacing w:before="0" w:after="60" w:line="240" w:lineRule="auto"/>
-      </w:pPr>
-      <w:r>
-        <w:rPr>
-          <w:i/>
-          <w:color w:val="5A6675"/>
-          <w:sz w:val="18"/>
-        </w:rPr>
-        <w:t>Enterprise ticketing SaaS.</w:t>
       </w:r>
     </w:p>
     <w:p>
@@ -838,7 +812,7 @@
           <w:color w:val="107878"/>
           <w:sz w:val="24"/>
         </w:rPr>
-        <w:t>Mehr Pars</w:t>
+        <w:t>Mehr Pars (enterprise resource-management software)</w:t>
       </w:r>
       <w:r>
         <w:rPr>
@@ -853,19 +827,6 @@
           <w:sz w:val="20"/>
         </w:rPr>
         <w:t>2021-2022</w:t>
-      </w:r>
-    </w:p>
-    <w:p>
-      <w:pPr>
-        <w:spacing w:before="0" w:after="60" w:line="240" w:lineRule="auto"/>
-      </w:pPr>
-      <w:r>
-        <w:rPr>
-          <w:i/>
-          <w:color w:val="5A6675"/>
-          <w:sz w:val="18"/>
-        </w:rPr>
-        <w:t>Enterprise resource-management software.</w:t>
       </w:r>
     </w:p>
     <w:p>

--- a/saman_nezafat_cv.docx
+++ b/saman_nezafat_cv.docx
@@ -147,7 +147,7 @@
         <w:rPr>
           <w:sz w:val="19"/>
         </w:rPr>
-        <w:t xml:space="preserve"> that had run without a developer for months, learned the codebase and the business rules unaided, and now own it as tech lead with a team hired around it: payment routing to per-account settlement terminals and a reconciliation system of 3 interacting state machines for automated and manual mismatch resolution.</w:t>
+        <w:t xml:space="preserve"> that had run without a developer for months, learned the codebase and the business rules unaided, and now own it as tech lead with a team hired around it: payment routing to per-account settlement terminals and a reconciliation system of 3 interacting state machines for automated and manual mismatch resolution</w:t>
       </w:r>
     </w:p>
     <w:p>
@@ -193,12 +193,6 @@
           <w:sz w:val="19"/>
         </w:rPr>
         <w:t>50,000 concurrent peak users</w:t>
-      </w:r>
-      <w:r>
-        <w:rPr>
-          <w:sz w:val="19"/>
-        </w:rPr>
-        <w:t>.</w:t>
       </w:r>
     </w:p>
     <w:p>
@@ -275,7 +269,7 @@
         <w:rPr>
           <w:sz w:val="19"/>
         </w:rPr>
-        <w:t xml:space="preserve"> guarantee exactly-once capture. 5 integrated gateways; the Go build is used by two municipal projects.</w:t>
+        <w:t xml:space="preserve"> guarantee exactly-once capture. 5 integrated gateways; the Go build is used by two municipal projects</w:t>
       </w:r>
     </w:p>
     <w:p>
@@ -352,7 +346,7 @@
         <w:rPr>
           <w:sz w:val="19"/>
         </w:rPr>
-        <w:t xml:space="preserve"> high-throughput ingestion pipeline, and an emergency mode with disk monitoring and automatic log rotation.</w:t>
+        <w:t xml:space="preserve"> high-throughput ingestion pipeline, and an emergency mode with disk monitoring and automatic log rotation</w:t>
       </w:r>
     </w:p>
     <w:p>
@@ -416,7 +410,7 @@
         <w:rPr>
           <w:sz w:val="19"/>
         </w:rPr>
-        <w:t xml:space="preserve"> device streams drive a configurable scenario engine — surfacing a zone's cameras the moment a door opens.</w:t>
+        <w:t xml:space="preserve"> device streams drive a configurable scenario engine — surfacing a zone's cameras the moment a door opens</w:t>
       </w:r>
     </w:p>
     <w:p>
@@ -441,7 +435,7 @@
         <w:rPr>
           <w:sz w:val="19"/>
         </w:rPr>
-        <w:t xml:space="preserve"> that stores the shock-wave signal and a snapshot when a unit is physically disturbed; now hardening the platform toward a formal security certification.</w:t>
+        <w:t xml:space="preserve"> that stores the shock-wave signal and a snapshot when a unit is physically disturbed; now hardening the platform toward a formal security certification</w:t>
       </w:r>
     </w:p>
     <w:p>
@@ -479,7 +473,7 @@
         <w:rPr>
           <w:sz w:val="19"/>
         </w:rPr>
-        <w:t xml:space="preserve"> backend after the previous developer was let go, stabilised it, built out the remaining features, and launched it: meter data collection and a multi-tier billing engine that generates detailed PDF invoices.</w:t>
+        <w:t xml:space="preserve"> backend after the previous developer was let go, stabilised it, built out the remaining features, and launched it: meter data collection and a multi-tier billing engine that generates detailed PDF invoices</w:t>
       </w:r>
     </w:p>
     <w:p>
@@ -552,12 +546,6 @@
         </w:rPr>
         <w:t>RabbitMQ</w:t>
       </w:r>
-      <w:r>
-        <w:rPr>
-          <w:sz w:val="19"/>
-        </w:rPr>
-        <w:t>.</w:t>
-      </w:r>
     </w:p>
     <w:p>
       <w:pPr>
@@ -594,7 +582,7 @@
         <w:rPr>
           <w:sz w:val="19"/>
         </w:rPr>
-        <w:t>, serving real-time queuing across services.</w:t>
+        <w:t>, serving real-time queuing across services</w:t>
       </w:r>
     </w:p>
     <w:p>
@@ -658,7 +646,7 @@
         <w:rPr>
           <w:sz w:val="19"/>
         </w:rPr>
-        <w:t>, then extended it with the team as it grew, adding operational reporting.</w:t>
+        <w:t>, then extended it with the team as it grew, adding operational reporting</w:t>
       </w:r>
     </w:p>
     <w:p>
@@ -683,7 +671,7 @@
         <w:rPr>
           <w:sz w:val="19"/>
         </w:rPr>
-        <w:t>Built and own an automated shopping assistant for WhatsApp, live in production: users order by voice or text while the agent handles product search, cart state across a long conversation, and order creation.</w:t>
+        <w:t>Built and own an automated shopping assistant for WhatsApp, live in production: users order by voice or text while the agent handles product search, cart state across a long conversation, and order creation</w:t>
       </w:r>
     </w:p>
     <w:p>
@@ -761,7 +749,7 @@
         <w:rPr>
           <w:sz w:val="19"/>
         </w:rPr>
-        <w:t xml:space="preserve"> improvement and eliminating slowdowns under high load.</w:t>
+        <w:t xml:space="preserve"> improvement and eliminating slowdowns under high load</w:t>
       </w:r>
     </w:p>
     <w:p>
@@ -799,7 +787,7 @@
         <w:rPr>
           <w:sz w:val="19"/>
         </w:rPr>
-        <w:t xml:space="preserve"> to handle increased system load.</w:t>
+        <w:t xml:space="preserve"> to handle increased system load</w:t>
       </w:r>
     </w:p>
     <w:p>
@@ -877,7 +865,7 @@
         <w:rPr>
           <w:sz w:val="19"/>
         </w:rPr>
-        <w:t xml:space="preserve"> solution, enabling seamless transitions from legacy project management systems to the Rainesh platform.</w:t>
+        <w:t xml:space="preserve"> solution, enabling seamless transitions from legacy project management systems to the Rainesh platform</w:t>
       </w:r>
     </w:p>
     <w:p>
@@ -915,7 +903,7 @@
         <w:rPr>
           <w:sz w:val="19"/>
         </w:rPr>
-        <w:t xml:space="preserve"> module for a large-scale warehouse system, simulating backend conditions under high load to improve frontend stability.</w:t>
+        <w:t xml:space="preserve"> module for a large-scale warehouse system, simulating backend conditions under high load to improve frontend stability</w:t>
       </w:r>
     </w:p>
     <w:p>
@@ -1110,7 +1098,7 @@
         <w:rPr>
           <w:sz w:val="19"/>
         </w:rPr>
-        <w:t>: Led a 3-member engineering team, guiding system design and code reviews while cultivating collaboration through mentoring and documentation.</w:t>
+        <w:t>: Led a 3-member engineering team, guiding system design and code reviews while cultivating collaboration through mentoring and documentation</w:t>
       </w:r>
     </w:p>
     <w:p>
@@ -1160,7 +1148,7 @@
         <w:rPr>
           <w:sz w:val="19"/>
         </w:rPr>
-        <w:t>), An educational security-research framework in Python for exploring remote-control patterns over a chat transport.</w:t>
+        <w:t>), An educational security-research framework in Python for exploring remote-control patterns over a chat transport</w:t>
       </w:r>
     </w:p>
     <w:p>
@@ -1181,7 +1169,7 @@
         <w:rPr>
           <w:sz w:val="19"/>
         </w:rPr>
-        <w:t>, A Go WebSocket multiplexing library for efficient real-time communications.</w:t>
+        <w:t>, A Go WebSocket multiplexing library for efficient real-time communications</w:t>
       </w:r>
     </w:p>
     <w:p>
@@ -1202,7 +1190,7 @@
         <w:rPr>
           <w:sz w:val="19"/>
         </w:rPr>
-        <w:t>, A Go TCP server that returns the client's IP and country in multiple formats.</w:t>
+        <w:t>, A Go TCP server that returns the client's IP and country in multiple formats</w:t>
       </w:r>
     </w:p>
     <w:p>
@@ -1223,7 +1211,7 @@
         <w:rPr>
           <w:sz w:val="19"/>
         </w:rPr>
-        <w:t>, A Go Telegram bot providing real-time currency exchange rates, gold prices, and cryptocurrency values.</w:t>
+        <w:t>, A Go Telegram bot providing real-time currency exchange rates, gold prices, and cryptocurrency values</w:t>
       </w:r>
     </w:p>
     <w:p>
@@ -1244,7 +1232,7 @@
         <w:rPr>
           <w:sz w:val="19"/>
         </w:rPr>
-        <w:t>, A minimalist ERC-20 social token on Polygon, designed as an experiment in on-chain communication (Solidity).</w:t>
+        <w:t>, A minimalist ERC-20 social token on Polygon, designed as an experiment in on-chain communication (Solidity)</w:t>
       </w:r>
     </w:p>
     <w:p>

--- a/saman_nezafat_cv.docx
+++ b/saman_nezafat_cv.docx
@@ -27,33 +27,6 @@
           <w:sz w:val="19"/>
         </w:rPr>
         <w:t>samannzft@gmail.com  |  linkedin.com/in/samannzft  |  github.com/onionj</w:t>
-      </w:r>
-    </w:p>
-    <w:p>
-      <w:pPr>
-        <w:spacing w:before="280" w:after="60" w:line="240" w:lineRule="auto"/>
-        <w:pBdr>
-          <w:bottom w:val="single" w:sz="8" w:space="2" w:color="107878"/>
-        </w:pBdr>
-      </w:pPr>
-      <w:r>
-        <w:rPr>
-          <w:b/>
-          <w:color w:val="107878"/>
-          <w:sz w:val="24"/>
-        </w:rPr>
-        <w:t>PROFESSIONAL SUMMARY</w:t>
-      </w:r>
-    </w:p>
-    <w:p>
-      <w:pPr>
-        <w:spacing w:before="0" w:after="20" w:line="240" w:lineRule="auto"/>
-      </w:pPr>
-      <w:r>
-        <w:rPr>
-          <w:sz w:val="19"/>
-        </w:rPr>
-        <w:t>Backend Software Engineer with 5 years of experience architecting high-concurrency systems and real-time platforms serving millions of users. Proven track record in technical leadership and delivering scalable, distributed solutions in Go and Python.</w:t>
       </w:r>
     </w:p>
     <w:p>
@@ -132,22 +105,29 @@
       </w:pPr>
       <w:r>
         <w:rPr>
+          <w:b/>
           <w:sz w:val="19"/>
         </w:rPr>
-        <w:t xml:space="preserve">Took over a </w:t>
+        <w:t>Tech lead</w:t>
+      </w:r>
+      <w:r>
+        <w:rPr>
+          <w:sz w:val="19"/>
+        </w:rPr>
+        <w:t xml:space="preserve"> of the platform: ran it as sole developer for months after it was left without one, learned the codebase and business rules unaided, then grew into a 3-engineer team hired around the work, onboarding each junior and owning system design, code reviews and technical direction on a </w:t>
       </w:r>
       <w:r>
         <w:rPr>
           <w:b/>
           <w:sz w:val="19"/>
         </w:rPr>
-        <w:t>tourism platform (3M+ users, 9+ B2B partners)</w:t>
+        <w:t>tourism platform serving 3M+ users and 9+ B2B partners</w:t>
       </w:r>
       <w:r>
         <w:rPr>
           <w:sz w:val="19"/>
         </w:rPr>
-        <w:t xml:space="preserve"> that had run without a developer for months, learned the codebase and the business rules unaided, and now own it as tech lead with a team hired around it: payment routing to per-account settlement terminals and a reconciliation system of 3 interacting state machines for automated and manual mismatch resolution</w:t>
+        <w:t>: payment routing to per-account settlement terminals and a reconciliation system of 3 interacting state machines for automated and manual mismatch resolution</w:t>
       </w:r>
     </w:p>
     <w:p>
@@ -217,7 +197,7 @@
         <w:rPr>
           <w:sz w:val="19"/>
         </w:rPr>
-        <w:t xml:space="preserve">Built and own the production payment layer, in two independent implementations for two separate teams: </w:t>
+        <w:t xml:space="preserve">Built the production payment layer from scratch in two independent implementations for two separate teams, </w:t>
       </w:r>
       <w:r>
         <w:rPr>
@@ -243,7 +223,7 @@
         <w:rPr>
           <w:sz w:val="19"/>
         </w:rPr>
-        <w:t xml:space="preserve">. Every provider sits behind one fixed 6-endpoint contract (make/verify/reverse plus open/approve/cancel), so adding a gateway never changes calling code; </w:t>
+        <w:t xml:space="preserve">, and now own it with the team maintaining it alongside me. Every provider sits behind one fixed 6-endpoint contract (make/verify/reverse plus open/approve/cancel), so adding a gateway never changes calling code; </w:t>
       </w:r>
       <w:r>
         <w:rPr>
@@ -369,9 +349,16 @@
       </w:pPr>
       <w:r>
         <w:rPr>
+          <w:b/>
           <w:sz w:val="19"/>
         </w:rPr>
-        <w:t xml:space="preserve">Backend lead on a </w:t>
+        <w:t>Tech lead</w:t>
+      </w:r>
+      <w:r>
+        <w:rPr>
+          <w:sz w:val="19"/>
+        </w:rPr>
+        <w:t xml:space="preserve"> on a </w:t>
       </w:r>
       <w:r>
         <w:rPr>
@@ -422,7 +409,7 @@
         <w:rPr>
           <w:sz w:val="19"/>
         </w:rPr>
-        <w:t xml:space="preserve">Took over as sole backend engineer on this long-running production system and integrated several new device types, including </w:t>
+        <w:t xml:space="preserve">Integrated several new device types as sole backend engineer on this long-running production system, including </w:t>
       </w:r>
       <w:r>
         <w:rPr>
@@ -448,7 +435,7 @@
           <w:color w:val="15202B"/>
           <w:sz w:val="21"/>
         </w:rPr>
-        <w:t>Meter Data Management System</w:t>
+        <w:t>Real-Time Analytics and Taxi POS</w:t>
       </w:r>
     </w:p>
     <w:p>
@@ -460,193 +447,7 @@
         <w:rPr>
           <w:sz w:val="19"/>
         </w:rPr>
-        <w:t xml:space="preserve">Inherited an unfinished, unstable </w:t>
-      </w:r>
-      <w:r>
-        <w:rPr>
-          <w:b/>
-          <w:sz w:val="19"/>
-        </w:rPr>
-        <w:t>Go</w:t>
-      </w:r>
-      <w:r>
-        <w:rPr>
-          <w:sz w:val="19"/>
-        </w:rPr>
-        <w:t xml:space="preserve"> backend after the previous developer was let go, stabilised it, built out the remaining features, and launched it: meter data collection and a multi-tier billing engine that generates detailed PDF invoices</w:t>
-      </w:r>
-    </w:p>
-    <w:p>
-      <w:pPr>
-        <w:spacing w:before="120" w:after="20" w:line="240" w:lineRule="auto"/>
-      </w:pPr>
-      <w:r>
-        <w:rPr>
-          <w:b/>
-          <w:color w:val="15202B"/>
-          <w:sz w:val="21"/>
-        </w:rPr>
-        <w:t>Real-Time User Analytics System</w:t>
-      </w:r>
-    </w:p>
-    <w:p>
-      <w:pPr>
-        <w:pStyle w:val="ListBullet"/>
-        <w:spacing w:before="0" w:after="20" w:line="240" w:lineRule="auto"/>
-      </w:pPr>
-      <w:r>
-        <w:rPr>
-          <w:sz w:val="19"/>
-        </w:rPr>
-        <w:t xml:space="preserve">Built a high-throughput analytics system with a visual </w:t>
-      </w:r>
-      <w:r>
-        <w:rPr>
-          <w:b/>
-          <w:sz w:val="19"/>
-        </w:rPr>
-        <w:t>Journey Builder</w:t>
-      </w:r>
-      <w:r>
-        <w:rPr>
-          <w:sz w:val="19"/>
-        </w:rPr>
-        <w:t xml:space="preserve"> to automate personalized user flows, engagement triggers, and A/B tests; powered by </w:t>
-      </w:r>
-      <w:r>
-        <w:rPr>
-          <w:b/>
-          <w:sz w:val="19"/>
-        </w:rPr>
-        <w:t>FastAPI</w:t>
-      </w:r>
-      <w:r>
-        <w:rPr>
-          <w:sz w:val="19"/>
-        </w:rPr>
-        <w:t xml:space="preserve">, </w:t>
-      </w:r>
-      <w:r>
-        <w:rPr>
-          <w:b/>
-          <w:sz w:val="19"/>
-        </w:rPr>
-        <w:t>ClickHouse</w:t>
-      </w:r>
-      <w:r>
-        <w:rPr>
-          <w:sz w:val="19"/>
-        </w:rPr>
-        <w:t xml:space="preserve">, and </w:t>
-      </w:r>
-      <w:r>
-        <w:rPr>
-          <w:b/>
-          <w:sz w:val="19"/>
-        </w:rPr>
-        <w:t>RabbitMQ</w:t>
-      </w:r>
-    </w:p>
-    <w:p>
-      <w:pPr>
-        <w:spacing w:before="120" w:after="20" w:line="240" w:lineRule="auto"/>
-      </w:pPr>
-      <w:r>
-        <w:rPr>
-          <w:b/>
-          <w:color w:val="15202B"/>
-          <w:sz w:val="21"/>
-        </w:rPr>
-        <w:t>Messaging System</w:t>
-      </w:r>
-    </w:p>
-    <w:p>
-      <w:pPr>
-        <w:pStyle w:val="ListBullet"/>
-        <w:spacing w:before="0" w:after="20" w:line="240" w:lineRule="auto"/>
-      </w:pPr>
-      <w:r>
-        <w:rPr>
-          <w:sz w:val="19"/>
-        </w:rPr>
-        <w:t xml:space="preserve">Built and own a priority-managed notification system (SMS &amp; Push) on </w:t>
-      </w:r>
-      <w:r>
-        <w:rPr>
-          <w:b/>
-          <w:sz w:val="19"/>
-        </w:rPr>
-        <w:t>Redis Streams</w:t>
-      </w:r>
-      <w:r>
-        <w:rPr>
-          <w:sz w:val="19"/>
-        </w:rPr>
-        <w:t>, serving real-time queuing across services</w:t>
-      </w:r>
-    </w:p>
-    <w:p>
-      <w:pPr>
-        <w:spacing w:before="120" w:after="20" w:line="240" w:lineRule="auto"/>
-      </w:pPr>
-      <w:r>
-        <w:rPr>
-          <w:b/>
-          <w:color w:val="15202B"/>
-          <w:sz w:val="21"/>
-        </w:rPr>
-        <w:t>Real-Time Taxi POS Backend</w:t>
-      </w:r>
-    </w:p>
-    <w:p>
-      <w:pPr>
-        <w:pStyle w:val="ListBullet"/>
-        <w:spacing w:before="0" w:after="20" w:line="240" w:lineRule="auto"/>
-      </w:pPr>
-      <w:r>
-        <w:rPr>
-          <w:sz w:val="19"/>
-        </w:rPr>
-        <w:t xml:space="preserve">Designed and built a </w:t>
-      </w:r>
-      <w:r>
-        <w:rPr>
-          <w:b/>
-          <w:sz w:val="19"/>
-        </w:rPr>
-        <w:t>WebSocket-powered</w:t>
-      </w:r>
-      <w:r>
-        <w:rPr>
-          <w:sz w:val="19"/>
-        </w:rPr>
-        <w:t xml:space="preserve"> system for real-time </w:t>
-      </w:r>
-      <w:r>
-        <w:rPr>
-          <w:b/>
-          <w:sz w:val="19"/>
-        </w:rPr>
-        <w:t>POS payments</w:t>
-      </w:r>
-      <w:r>
-        <w:rPr>
-          <w:sz w:val="19"/>
-        </w:rPr>
-        <w:t xml:space="preserve"> and </w:t>
-      </w:r>
-      <w:r>
-        <w:rPr>
-          <w:b/>
-          <w:sz w:val="19"/>
-        </w:rPr>
-        <w:t>live location streaming</w:t>
-      </w:r>
-      <w:r>
-        <w:rPr>
-          <w:sz w:val="19"/>
-        </w:rPr>
-        <w:t>, then extended it with the team as it grew, adding operational reporting</w:t>
+        <w:t>Built a high-throughput analytics system on FastAPI, ClickHouse and RabbitMQ with a visual Journey Builder for user flows and A/B tests, and a WebSocket backend carrying real-time POS payments and live location streaming for a taxi fleet</w:t>
       </w:r>
     </w:p>
     <w:p>
@@ -671,7 +472,7 @@
         <w:rPr>
           <w:sz w:val="19"/>
         </w:rPr>
-        <w:t>Built and own an automated shopping assistant for WhatsApp, live in production: users order by voice or text while the agent handles product search, cart state across a long conversation, and order creation</w:t>
+        <w:t>Built and own a production WhatsApp shopping agent: voice or text orders, with product search, cart state across long conversations, and order creation</w:t>
       </w:r>
     </w:p>
     <w:p>
@@ -761,7 +562,7 @@
         <w:rPr>
           <w:sz w:val="19"/>
         </w:rPr>
-        <w:t xml:space="preserve">Contributed to the project's second version using </w:t>
+        <w:t xml:space="preserve">Delivered the second version of the platform on </w:t>
       </w:r>
       <w:r>
         <w:rPr>
@@ -774,20 +575,20 @@
         <w:rPr>
           <w:sz w:val="19"/>
         </w:rPr>
-        <w:t xml:space="preserve">, implementing </w:t>
+        <w:t xml:space="preserve">, adding </w:t>
       </w:r>
       <w:r>
         <w:rPr>
           <w:b/>
           <w:sz w:val="19"/>
         </w:rPr>
-        <w:t>asynchronous features</w:t>
+        <w:t>asynchronous request handling</w:t>
       </w:r>
       <w:r>
         <w:rPr>
           <w:sz w:val="19"/>
         </w:rPr>
-        <w:t xml:space="preserve"> to handle increased system load</w:t>
+        <w:t xml:space="preserve"> to absorb increased system load</w:t>
       </w:r>
     </w:p>
     <w:p>
@@ -852,7 +653,7 @@
         <w:rPr>
           <w:sz w:val="19"/>
         </w:rPr>
-        <w:t xml:space="preserve">Engineered a </w:t>
+        <w:t xml:space="preserve">Built a </w:t>
       </w:r>
       <w:r>
         <w:rPr>
@@ -865,7 +666,7 @@
         <w:rPr>
           <w:sz w:val="19"/>
         </w:rPr>
-        <w:t xml:space="preserve"> solution, enabling seamless transitions from legacy project management systems to the Rainesh platform</w:t>
+        <w:t xml:space="preserve"> tool that moved clients off legacy project management systems onto the Rainesh platform without data loss</w:t>
       </w:r>
     </w:p>
     <w:p>
@@ -919,7 +720,7 @@
           <w:color w:val="107878"/>
           <w:sz w:val="24"/>
         </w:rPr>
-        <w:t>TECHNICAL SKILLS</w:t>
+        <w:t>SKILLS</w:t>
       </w:r>
     </w:p>
     <w:p>
@@ -1057,48 +858,21 @@
     </w:p>
     <w:p>
       <w:pPr>
-        <w:spacing w:before="280" w:after="60" w:line="240" w:lineRule="auto"/>
-        <w:pBdr>
-          <w:bottom w:val="single" w:sz="8" w:space="2" w:color="107878"/>
-        </w:pBdr>
-      </w:pPr>
-      <w:r>
-        <w:rPr>
-          <w:b/>
-          <w:color w:val="107878"/>
-          <w:sz w:val="24"/>
-        </w:rPr>
-        <w:t>SOFT SKILLS</w:t>
-      </w:r>
-    </w:p>
-    <w:p>
-      <w:pPr>
         <w:pStyle w:val="ListBullet"/>
         <w:spacing w:before="0" w:after="20" w:line="240" w:lineRule="auto"/>
       </w:pPr>
       <w:r>
         <w:rPr>
+          <w:b/>
           <w:sz w:val="19"/>
         </w:rPr>
-        <w:t>Leadership &amp; Collaboration</w:t>
+        <w:t>Leadership</w:t>
       </w:r>
       <w:r>
         <w:rPr>
           <w:sz w:val="19"/>
         </w:rPr>
-        <w:t>*</w:t>
-      </w:r>
-      <w:r>
-        <w:rPr>
-          <w:sz w:val="19"/>
-        </w:rPr>
-        <w:t>*</w:t>
-      </w:r>
-      <w:r>
-        <w:rPr>
-          <w:sz w:val="19"/>
-        </w:rPr>
-        <w:t>: Led a 3-member engineering team, guiding system design and code reviews while cultivating collaboration through mentoring and documentation</w:t>
+        <w:t>: Tech lead of a 3-engineer team, design consultant to other teams in the company</w:t>
       </w:r>
     </w:p>
     <w:p>
@@ -1258,21 +1032,10 @@
       </w:pPr>
       <w:r>
         <w:rPr>
+          <w:b/>
           <w:sz w:val="19"/>
         </w:rPr>
         <w:t>Bachelor of Science in Civil Engineering</w:t>
-      </w:r>
-      <w:r>
-        <w:rPr>
-          <w:sz w:val="19"/>
-        </w:rPr>
-        <w:t>*</w:t>
-      </w:r>
-      <w:r>
-        <w:rPr>
-          <w:sz w:val="19"/>
-        </w:rPr>
-        <w:t>*</w:t>
       </w:r>
     </w:p>
     <w:p>
@@ -1298,21 +1061,10 @@
       </w:pPr>
       <w:r>
         <w:rPr>
+          <w:b/>
           <w:sz w:val="19"/>
         </w:rPr>
         <w:t>English</w:t>
-      </w:r>
-      <w:r>
-        <w:rPr>
-          <w:sz w:val="19"/>
-        </w:rPr>
-        <w:t>*</w:t>
-      </w:r>
-      <w:r>
-        <w:rPr>
-          <w:sz w:val="19"/>
-        </w:rPr>
-        <w:t>*</w:t>
       </w:r>
       <w:r>
         <w:rPr>

--- a/saman_nezafat_cv.docx
+++ b/saman_nezafat_cv.docx
@@ -114,7 +114,7 @@
         <w:rPr>
           <w:sz w:val="19"/>
         </w:rPr>
-        <w:t xml:space="preserve"> of the platform: ran it as sole developer for months after it was left without one, learned the codebase and business rules unaided, then grew into a 3-engineer team hired around the work, onboarding each junior and owning system design, code reviews and technical direction on a </w:t>
+        <w:t xml:space="preserve"> on a </w:t>
       </w:r>
       <w:r>
         <w:rPr>
@@ -127,7 +127,19 @@
         <w:rPr>
           <w:sz w:val="19"/>
         </w:rPr>
-        <w:t>: payment routing to per-account settlement terminals and a reconciliation system of 3 interacting state machines for automated and manual mismatch resolution</w:t>
+        <w:t>. Ran it alone for months after the previous developer left, then the company hired 3 juniors around the work and I onboarded each of them. Own system design, code reviews and technical direction</w:t>
+      </w:r>
+    </w:p>
+    <w:p>
+      <w:pPr>
+        <w:pStyle w:val="ListBullet"/>
+        <w:spacing w:before="0" w:after="20" w:line="240" w:lineRule="auto"/>
+      </w:pPr>
+      <w:r>
+        <w:rPr>
+          <w:sz w:val="19"/>
+        </w:rPr>
+        <w:t>Built payment routing to per-account settlement terminals, plus a reconciliation system of 3 interacting state machines that resolves mismatches automatically or hands them to an operator</w:t>
       </w:r>
     </w:p>
     <w:p>
@@ -197,7 +209,7 @@
         <w:rPr>
           <w:sz w:val="19"/>
         </w:rPr>
-        <w:t xml:space="preserve">Built the production payment layer from scratch in two independent implementations for two separate teams, </w:t>
+        <w:t xml:space="preserve">Own the production payment layer, built from scratch in </w:t>
       </w:r>
       <w:r>
         <w:rPr>
@@ -223,7 +235,7 @@
         <w:rPr>
           <w:sz w:val="19"/>
         </w:rPr>
-        <w:t xml:space="preserve">, and now own it with the team maintaining it alongside me. Every provider sits behind one fixed 6-endpoint contract (make/verify/reverse plus open/approve/cancel), so adding a gateway never changes calling code; </w:t>
+        <w:t xml:space="preserve"> for two separate teams. Every provider sits behind the same 6-endpoint contract, so adding a gateway changes no calling code. </w:t>
       </w:r>
       <w:r>
         <w:rPr>
@@ -236,20 +248,7 @@
         <w:rPr>
           <w:sz w:val="19"/>
         </w:rPr>
-        <w:t xml:space="preserve"> and </w:t>
-      </w:r>
-      <w:r>
-        <w:rPr>
-          <w:b/>
-          <w:sz w:val="19"/>
-        </w:rPr>
-        <w:t>idempotency</w:t>
-      </w:r>
-      <w:r>
-        <w:rPr>
-          <w:sz w:val="19"/>
-        </w:rPr>
-        <w:t xml:space="preserve"> guarantee exactly-once capture. 5 integrated gateways; the Go build is used by two municipal projects</w:t>
+        <w:t xml:space="preserve"> on the idempotency key guarantees exactly-once capture. 5 gateways integrated, and the Go build runs in two municipal projects</w:t>
       </w:r>
     </w:p>
     <w:p>
@@ -274,7 +273,7 @@
         <w:rPr>
           <w:sz w:val="19"/>
         </w:rPr>
-        <w:t xml:space="preserve">Built and own a tamper-evident audit log service in </w:t>
+        <w:t xml:space="preserve">Designed and built a tamper-evident audit log service in </w:t>
       </w:r>
       <w:r>
         <w:rPr>
@@ -287,20 +286,20 @@
         <w:rPr>
           <w:sz w:val="19"/>
         </w:rPr>
-        <w:t xml:space="preserve">, from design through production: </w:t>
+        <w:t xml:space="preserve">. Every connected backend gets its own </w:t>
       </w:r>
       <w:r>
         <w:rPr>
           <w:b/>
           <w:sz w:val="19"/>
         </w:rPr>
-        <w:t>per-source HMAC-SHA256 hash chains</w:t>
+        <w:t>HMAC-SHA256 hash chain</w:t>
       </w:r>
       <w:r>
         <w:rPr>
           <w:sz w:val="19"/>
         </w:rPr>
-        <w:t xml:space="preserve"> — each connected backend has its own independent chain — a </w:t>
+        <w:t xml:space="preserve">, so an altered record is detectable rather than arguable. Ingestion runs through </w:t>
       </w:r>
       <w:r>
         <w:rPr>
@@ -313,7 +312,7 @@
         <w:rPr>
           <w:sz w:val="19"/>
         </w:rPr>
-        <w:t xml:space="preserve"> → </w:t>
+        <w:t xml:space="preserve"> into </w:t>
       </w:r>
       <w:r>
         <w:rPr>
@@ -326,7 +325,7 @@
         <w:rPr>
           <w:sz w:val="19"/>
         </w:rPr>
-        <w:t xml:space="preserve"> high-throughput ingestion pipeline, and an emergency mode with disk monitoring and automatic log rotation</w:t>
+        <w:t>, with an emergency mode that watches disk and rotates logs</w:t>
       </w:r>
     </w:p>
     <w:p>
@@ -384,7 +383,7 @@
         <w:rPr>
           <w:sz w:val="19"/>
         </w:rPr>
-        <w:t xml:space="preserve"> (cameras, access control, barriers) in production at a large shopping mall and a metro system, where </w:t>
+        <w:t xml:space="preserve"> in production at a large shopping mall and a metro system. Cameras, access control and barriers push events through </w:t>
       </w:r>
       <w:r>
         <w:rPr>
@@ -397,7 +396,7 @@
         <w:rPr>
           <w:sz w:val="19"/>
         </w:rPr>
-        <w:t xml:space="preserve"> device streams drive a configurable scenario engine — surfacing a zone's cameras the moment a door opens</w:t>
+        <w:t xml:space="preserve"> into a scenario engine operators configure themselves: open a door, and that zone's cameras come up</w:t>
       </w:r>
     </w:p>
     <w:p>
@@ -409,7 +408,7 @@
         <w:rPr>
           <w:sz w:val="19"/>
         </w:rPr>
-        <w:t xml:space="preserve">Integrated several new device types as sole backend engineer on this long-running production system, including </w:t>
+        <w:t xml:space="preserve">Added several new device types as the only backend engineer on the system, including </w:t>
       </w:r>
       <w:r>
         <w:rPr>
@@ -422,7 +421,7 @@
         <w:rPr>
           <w:sz w:val="19"/>
         </w:rPr>
-        <w:t xml:space="preserve"> that stores the shock-wave signal and a snapshot when a unit is physically disturbed; now hardening the platform toward a formal security certification</w:t>
+        <w:t xml:space="preserve"> that captures the shock-wave signal and a snapshot when someone physically disturbs a unit. Currently preparing the platform for a formal security certification</w:t>
       </w:r>
     </w:p>
     <w:p>
@@ -447,7 +446,7 @@
         <w:rPr>
           <w:sz w:val="19"/>
         </w:rPr>
-        <w:t>Built a high-throughput analytics system on FastAPI, ClickHouse and RabbitMQ with a visual Journey Builder for user flows and A/B tests, and a WebSocket backend carrying real-time POS payments and live location streaming for a taxi fleet</w:t>
+        <w:t>Built a high-throughput analytics system on FastAPI, ClickHouse and RabbitMQ, with a visual Journey Builder for user flows and A/B tests. Also built the WebSocket backend carrying live POS payments and location streaming for a taxi fleet</w:t>
       </w:r>
     </w:p>
     <w:p>
@@ -698,13 +697,13 @@
           <w:b/>
           <w:sz w:val="19"/>
         </w:rPr>
-        <w:t>load-simulating reverse proxy</w:t>
+        <w:t>reverse proxy</w:t>
       </w:r>
       <w:r>
         <w:rPr>
           <w:sz w:val="19"/>
         </w:rPr>
-        <w:t xml:space="preserve"> module for a large-scale warehouse system, simulating backend conditions under high load to improve frontend stability</w:t>
+        <w:t xml:space="preserve"> that replayed heavy backend load against a large warehouse system, which let the frontend team find and fix failures before they hit production</w:t>
       </w:r>
     </w:p>
     <w:p>
@@ -922,7 +921,7 @@
         <w:rPr>
           <w:sz w:val="19"/>
         </w:rPr>
-        <w:t>), An educational security-research framework in Python for exploring remote-control patterns over a chat transport</w:t>
+        <w:t>), an educational security-research framework in Python for exploring remote-control patterns over a chat transport</w:t>
       </w:r>
     </w:p>
     <w:p>

--- a/saman_nezafat_cv.docx
+++ b/saman_nezafat_cv.docx
@@ -4,7 +4,7 @@
   <w:body>
     <w:p>
       <w:pPr>
-        <w:spacing w:before="0" w:after="60" w:line="240" w:lineRule="auto"/>
+        <w:spacing w:before="0" w:after="40" w:line="240" w:lineRule="auto"/>
         <w:jc w:val="left"/>
       </w:pPr>
       <w:r>
@@ -18,15 +18,274 @@
     </w:p>
     <w:p>
       <w:pPr>
+        <w:spacing w:before="0" w:after="60" w:line="240" w:lineRule="auto"/>
+        <w:jc w:val="left"/>
+      </w:pPr>
+      <w:r>
+        <w:rPr>
+          <w:b/>
+          <w:color w:val="15202B"/>
+          <w:sz w:val="22"/>
+        </w:rPr>
+        <w:t>Senior Backend Engineer | Tech Lead</w:t>
+      </w:r>
+    </w:p>
+    <w:p>
+      <w:pPr>
         <w:spacing w:before="0" w:after="80" w:line="240" w:lineRule="auto"/>
         <w:jc w:val="left"/>
       </w:pPr>
+      <w:hyperlink r:id="rId9">
+        <w:r>
+          <w:rPr>
+            <w:color w:val="0563C1"/>
+            <w:u w:val="single"/>
+          </w:rPr>
+          <w:t>samannzft@gmail.com</w:t>
+        </w:r>
+      </w:hyperlink>
       <w:r>
         <w:rPr>
           <w:color w:val="15202B"/>
           <w:sz w:val="19"/>
         </w:rPr>
-        <w:t>samannzft@gmail.com  |  linkedin.com/in/samannzft  |  github.com/onionj</w:t>
+        <w:t xml:space="preserve">  |  </w:t>
+      </w:r>
+      <w:hyperlink r:id="rId10">
+        <w:r>
+          <w:rPr>
+            <w:color w:val="0563C1"/>
+            <w:u w:val="single"/>
+          </w:rPr>
+          <w:t>WhatsApp: +989399608591</w:t>
+        </w:r>
+      </w:hyperlink>
+      <w:r>
+        <w:rPr>
+          <w:color w:val="15202B"/>
+          <w:sz w:val="19"/>
+        </w:rPr>
+        <w:t xml:space="preserve">  |  </w:t>
+      </w:r>
+      <w:hyperlink r:id="rId11">
+        <w:r>
+          <w:rPr>
+            <w:color w:val="0563C1"/>
+            <w:u w:val="single"/>
+          </w:rPr>
+          <w:t>linkedin.com/in/samannzft</w:t>
+        </w:r>
+      </w:hyperlink>
+      <w:r>
+        <w:rPr>
+          <w:color w:val="15202B"/>
+          <w:sz w:val="19"/>
+        </w:rPr>
+        <w:t xml:space="preserve">  |  </w:t>
+      </w:r>
+      <w:hyperlink r:id="rId12">
+        <w:r>
+          <w:rPr>
+            <w:color w:val="0563C1"/>
+            <w:u w:val="single"/>
+          </w:rPr>
+          <w:t>github.com/onionj</w:t>
+        </w:r>
+      </w:hyperlink>
+    </w:p>
+    <w:p>
+      <w:pPr>
+        <w:spacing w:before="280" w:after="60" w:line="240" w:lineRule="auto"/>
+        <w:pBdr>
+          <w:bottom w:val="single" w:sz="8" w:space="2" w:color="107878"/>
+        </w:pBdr>
+      </w:pPr>
+      <w:r>
+        <w:rPr>
+          <w:b/>
+          <w:color w:val="107878"/>
+          <w:sz w:val="24"/>
+        </w:rPr>
+        <w:t>PROFESSIONAL SUMMARY</w:t>
+      </w:r>
+    </w:p>
+    <w:p>
+      <w:pPr>
+        <w:spacing w:before="0" w:after="20" w:line="240" w:lineRule="auto"/>
+      </w:pPr>
+      <w:r>
+        <w:rPr>
+          <w:sz w:val="19"/>
+        </w:rPr>
+        <w:t>Backend Software Engineer and Tech Lead with 5 years of experience architecting high-concurrency systems and real-time distributed platforms serving millions of users. Proven track record leading engineering teams, designing resilient payment and event-driven architectures, and scaling Go and Python services in high-throughput production environments.</w:t>
+      </w:r>
+    </w:p>
+    <w:p>
+      <w:pPr>
+        <w:spacing w:before="280" w:after="60" w:line="240" w:lineRule="auto"/>
+        <w:pBdr>
+          <w:bottom w:val="single" w:sz="8" w:space="2" w:color="107878"/>
+        </w:pBdr>
+      </w:pPr>
+      <w:r>
+        <w:rPr>
+          <w:b/>
+          <w:color w:val="107878"/>
+          <w:sz w:val="24"/>
+        </w:rPr>
+        <w:t>TECHNICAL SKILLS</w:t>
+      </w:r>
+    </w:p>
+    <w:p>
+      <w:pPr>
+        <w:pStyle w:val="ListBullet"/>
+        <w:spacing w:before="0" w:after="20" w:line="240" w:lineRule="auto"/>
+      </w:pPr>
+      <w:r>
+        <w:rPr>
+          <w:b/>
+          <w:sz w:val="19"/>
+        </w:rPr>
+        <w:t>Languages</w:t>
+      </w:r>
+      <w:r>
+        <w:rPr>
+          <w:sz w:val="19"/>
+        </w:rPr>
+        <w:t>: Go, Python, Solidity</w:t>
+      </w:r>
+    </w:p>
+    <w:p>
+      <w:pPr>
+        <w:pStyle w:val="ListBullet"/>
+        <w:spacing w:before="0" w:after="20" w:line="240" w:lineRule="auto"/>
+      </w:pPr>
+      <w:r>
+        <w:rPr>
+          <w:b/>
+          <w:sz w:val="19"/>
+        </w:rPr>
+        <w:t>Frameworks &amp; Protocols</w:t>
+      </w:r>
+      <w:r>
+        <w:rPr>
+          <w:sz w:val="19"/>
+        </w:rPr>
+        <w:t>: FastAPI, Gin, REST, WebSocket</w:t>
+      </w:r>
+    </w:p>
+    <w:p>
+      <w:pPr>
+        <w:pStyle w:val="ListBullet"/>
+        <w:spacing w:before="0" w:after="20" w:line="240" w:lineRule="auto"/>
+      </w:pPr>
+      <w:r>
+        <w:rPr>
+          <w:b/>
+          <w:sz w:val="19"/>
+        </w:rPr>
+        <w:t>Databases &amp; Caching</w:t>
+      </w:r>
+      <w:r>
+        <w:rPr>
+          <w:sz w:val="19"/>
+        </w:rPr>
+        <w:t>: PostgreSQL, MongoDB, ClickHouse, Redis</w:t>
+      </w:r>
+    </w:p>
+    <w:p>
+      <w:pPr>
+        <w:pStyle w:val="ListBullet"/>
+        <w:spacing w:before="0" w:after="20" w:line="240" w:lineRule="auto"/>
+      </w:pPr>
+      <w:r>
+        <w:rPr>
+          <w:b/>
+          <w:sz w:val="19"/>
+        </w:rPr>
+        <w:t>Messaging &amp; Streaming</w:t>
+      </w:r>
+      <w:r>
+        <w:rPr>
+          <w:sz w:val="19"/>
+        </w:rPr>
+        <w:t>: RabbitMQ, Redis Streams</w:t>
+      </w:r>
+    </w:p>
+    <w:p>
+      <w:pPr>
+        <w:pStyle w:val="ListBullet"/>
+        <w:spacing w:before="0" w:after="20" w:line="240" w:lineRule="auto"/>
+      </w:pPr>
+      <w:r>
+        <w:rPr>
+          <w:b/>
+          <w:sz w:val="19"/>
+        </w:rPr>
+        <w:t>Architecture</w:t>
+      </w:r>
+      <w:r>
+        <w:rPr>
+          <w:sz w:val="19"/>
+        </w:rPr>
+        <w:t>: Distributed systems, microservices, event-driven design, high concurrency, idempotency</w:t>
+      </w:r>
+    </w:p>
+    <w:p>
+      <w:pPr>
+        <w:pStyle w:val="ListBullet"/>
+        <w:spacing w:before="0" w:after="20" w:line="240" w:lineRule="auto"/>
+      </w:pPr>
+      <w:r>
+        <w:rPr>
+          <w:b/>
+          <w:sz w:val="19"/>
+        </w:rPr>
+        <w:t>DevOps</w:t>
+      </w:r>
+      <w:r>
+        <w:rPr>
+          <w:sz w:val="19"/>
+        </w:rPr>
+        <w:t>: Linux, Docker, Git, CI/CD</w:t>
+      </w:r>
+    </w:p>
+    <w:p>
+      <w:pPr>
+        <w:pStyle w:val="ListBullet"/>
+        <w:spacing w:before="0" w:after="20" w:line="240" w:lineRule="auto"/>
+      </w:pPr>
+      <w:r>
+        <w:rPr>
+          <w:b/>
+          <w:sz w:val="19"/>
+        </w:rPr>
+        <w:t>Security</w:t>
+      </w:r>
+      <w:r>
+        <w:rPr>
+          <w:sz w:val="19"/>
+        </w:rPr>
+        <w:t>: JWT, OWASP best practices</w:t>
+      </w:r>
+    </w:p>
+    <w:p>
+      <w:pPr>
+        <w:pStyle w:val="ListBullet"/>
+        <w:spacing w:before="0" w:after="20" w:line="240" w:lineRule="auto"/>
+      </w:pPr>
+      <w:r>
+        <w:rPr>
+          <w:b/>
+          <w:sz w:val="19"/>
+        </w:rPr>
+        <w:t>Leadership</w:t>
+      </w:r>
+      <w:r>
+        <w:rPr>
+          <w:sz w:val="19"/>
+        </w:rPr>
+        <w:t>: Tech lead of a 3-engineer team, design consultant to other teams in the company</w:t>
       </w:r>
     </w:p>
     <w:p>
@@ -719,174 +978,6 @@
           <w:color w:val="107878"/>
           <w:sz w:val="24"/>
         </w:rPr>
-        <w:t>SKILLS</w:t>
-      </w:r>
-    </w:p>
-    <w:p>
-      <w:pPr>
-        <w:pStyle w:val="ListBullet"/>
-        <w:spacing w:before="0" w:after="20" w:line="240" w:lineRule="auto"/>
-      </w:pPr>
-      <w:r>
-        <w:rPr>
-          <w:b/>
-          <w:sz w:val="19"/>
-        </w:rPr>
-        <w:t>Languages</w:t>
-      </w:r>
-      <w:r>
-        <w:rPr>
-          <w:sz w:val="19"/>
-        </w:rPr>
-        <w:t>: Go, Python, Solidity</w:t>
-      </w:r>
-    </w:p>
-    <w:p>
-      <w:pPr>
-        <w:pStyle w:val="ListBullet"/>
-        <w:spacing w:before="0" w:after="20" w:line="240" w:lineRule="auto"/>
-      </w:pPr>
-      <w:r>
-        <w:rPr>
-          <w:b/>
-          <w:sz w:val="19"/>
-        </w:rPr>
-        <w:t>Frameworks &amp; Protocols</w:t>
-      </w:r>
-      <w:r>
-        <w:rPr>
-          <w:sz w:val="19"/>
-        </w:rPr>
-        <w:t>: FastAPI, Gin, REST, WebSocket</w:t>
-      </w:r>
-    </w:p>
-    <w:p>
-      <w:pPr>
-        <w:pStyle w:val="ListBullet"/>
-        <w:spacing w:before="0" w:after="20" w:line="240" w:lineRule="auto"/>
-      </w:pPr>
-      <w:r>
-        <w:rPr>
-          <w:b/>
-          <w:sz w:val="19"/>
-        </w:rPr>
-        <w:t>Databases &amp; Caching</w:t>
-      </w:r>
-      <w:r>
-        <w:rPr>
-          <w:sz w:val="19"/>
-        </w:rPr>
-        <w:t>: PostgreSQL, MongoDB, ClickHouse, Redis</w:t>
-      </w:r>
-    </w:p>
-    <w:p>
-      <w:pPr>
-        <w:pStyle w:val="ListBullet"/>
-        <w:spacing w:before="0" w:after="20" w:line="240" w:lineRule="auto"/>
-      </w:pPr>
-      <w:r>
-        <w:rPr>
-          <w:b/>
-          <w:sz w:val="19"/>
-        </w:rPr>
-        <w:t>Messaging &amp; Streaming</w:t>
-      </w:r>
-      <w:r>
-        <w:rPr>
-          <w:sz w:val="19"/>
-        </w:rPr>
-        <w:t>: RabbitMQ, Redis Streams</w:t>
-      </w:r>
-    </w:p>
-    <w:p>
-      <w:pPr>
-        <w:pStyle w:val="ListBullet"/>
-        <w:spacing w:before="0" w:after="20" w:line="240" w:lineRule="auto"/>
-      </w:pPr>
-      <w:r>
-        <w:rPr>
-          <w:b/>
-          <w:sz w:val="19"/>
-        </w:rPr>
-        <w:t>Architecture</w:t>
-      </w:r>
-      <w:r>
-        <w:rPr>
-          <w:sz w:val="19"/>
-        </w:rPr>
-        <w:t>: Distributed systems, microservices, event-driven design, high concurrency, idempotency</w:t>
-      </w:r>
-    </w:p>
-    <w:p>
-      <w:pPr>
-        <w:pStyle w:val="ListBullet"/>
-        <w:spacing w:before="0" w:after="20" w:line="240" w:lineRule="auto"/>
-      </w:pPr>
-      <w:r>
-        <w:rPr>
-          <w:b/>
-          <w:sz w:val="19"/>
-        </w:rPr>
-        <w:t>DevOps</w:t>
-      </w:r>
-      <w:r>
-        <w:rPr>
-          <w:sz w:val="19"/>
-        </w:rPr>
-        <w:t>: Linux, Docker, Git, CI/CD</w:t>
-      </w:r>
-    </w:p>
-    <w:p>
-      <w:pPr>
-        <w:pStyle w:val="ListBullet"/>
-        <w:spacing w:before="0" w:after="20" w:line="240" w:lineRule="auto"/>
-      </w:pPr>
-      <w:r>
-        <w:rPr>
-          <w:b/>
-          <w:sz w:val="19"/>
-        </w:rPr>
-        <w:t>Security</w:t>
-      </w:r>
-      <w:r>
-        <w:rPr>
-          <w:sz w:val="19"/>
-        </w:rPr>
-        <w:t>: JWT, OWASP best practices</w:t>
-      </w:r>
-    </w:p>
-    <w:p>
-      <w:pPr>
-        <w:pStyle w:val="ListBullet"/>
-        <w:spacing w:before="0" w:after="20" w:line="240" w:lineRule="auto"/>
-      </w:pPr>
-      <w:r>
-        <w:rPr>
-          <w:b/>
-          <w:sz w:val="19"/>
-        </w:rPr>
-        <w:t>Leadership</w:t>
-      </w:r>
-      <w:r>
-        <w:rPr>
-          <w:sz w:val="19"/>
-        </w:rPr>
-        <w:t>: Tech lead of a 3-engineer team, design consultant to other teams in the company</w:t>
-      </w:r>
-    </w:p>
-    <w:p>
-      <w:pPr>
-        <w:spacing w:before="280" w:after="60" w:line="240" w:lineRule="auto"/>
-        <w:pBdr>
-          <w:bottom w:val="single" w:sz="8" w:space="2" w:color="107878"/>
-        </w:pBdr>
-      </w:pPr>
-      <w:r>
-        <w:rPr>
-          <w:b/>
-          <w:color w:val="107878"/>
-          <w:sz w:val="24"/>
-        </w:rPr>
         <w:t>OPEN SOURCE</w:t>
       </w:r>
     </w:p>
@@ -895,7 +986,7 @@
         <w:pStyle w:val="ListBullet"/>
         <w:spacing w:before="0" w:after="20" w:line="240" w:lineRule="auto"/>
       </w:pPr>
-      <w:hyperlink r:id="rId9">
+      <w:hyperlink r:id="rId13">
         <w:r>
           <w:rPr>
             <w:color w:val="0563C1"/>
@@ -929,7 +1020,7 @@
         <w:pStyle w:val="ListBullet"/>
         <w:spacing w:before="0" w:after="20" w:line="240" w:lineRule="auto"/>
       </w:pPr>
-      <w:hyperlink r:id="rId10">
+      <w:hyperlink r:id="rId14">
         <w:r>
           <w:rPr>
             <w:color w:val="0563C1"/>
@@ -950,7 +1041,7 @@
         <w:pStyle w:val="ListBullet"/>
         <w:spacing w:before="0" w:after="20" w:line="240" w:lineRule="auto"/>
       </w:pPr>
-      <w:hyperlink r:id="rId11">
+      <w:hyperlink r:id="rId15">
         <w:r>
           <w:rPr>
             <w:color w:val="0563C1"/>
@@ -971,7 +1062,7 @@
         <w:pStyle w:val="ListBullet"/>
         <w:spacing w:before="0" w:after="20" w:line="240" w:lineRule="auto"/>
       </w:pPr>
-      <w:hyperlink r:id="rId12">
+      <w:hyperlink r:id="rId16">
         <w:r>
           <w:rPr>
             <w:color w:val="0563C1"/>
@@ -992,7 +1083,7 @@
         <w:pStyle w:val="ListBullet"/>
         <w:spacing w:before="0" w:after="20" w:line="240" w:lineRule="auto"/>
       </w:pPr>
-      <w:hyperlink r:id="rId13">
+      <w:hyperlink r:id="rId17">
         <w:r>
           <w:rPr>
             <w:color w:val="0563C1"/>
@@ -1006,35 +1097,6 @@
           <w:sz w:val="19"/>
         </w:rPr>
         <w:t>, A minimalist ERC-20 social token on Polygon, designed as an experiment in on-chain communication (Solidity)</w:t>
-      </w:r>
-    </w:p>
-    <w:p>
-      <w:pPr>
-        <w:spacing w:before="280" w:after="60" w:line="240" w:lineRule="auto"/>
-        <w:pBdr>
-          <w:bottom w:val="single" w:sz="8" w:space="2" w:color="107878"/>
-        </w:pBdr>
-      </w:pPr>
-      <w:r>
-        <w:rPr>
-          <w:b/>
-          <w:color w:val="107878"/>
-          <w:sz w:val="24"/>
-        </w:rPr>
-        <w:t>EDUCATION</w:t>
-      </w:r>
-    </w:p>
-    <w:p>
-      <w:pPr>
-        <w:pStyle w:val="ListBullet"/>
-        <w:spacing w:before="0" w:after="20" w:line="240" w:lineRule="auto"/>
-      </w:pPr>
-      <w:r>
-        <w:rPr>
-          <w:b/>
-          <w:sz w:val="19"/>
-        </w:rPr>
-        <w:t>Bachelor of Science in Civil Engineering</w:t>
       </w:r>
     </w:p>
     <w:p>
@@ -1070,6 +1132,35 @@
           <w:sz w:val="19"/>
         </w:rPr>
         <w:t>: Professional Working Proficiency</w:t>
+      </w:r>
+    </w:p>
+    <w:p>
+      <w:pPr>
+        <w:spacing w:before="280" w:after="60" w:line="240" w:lineRule="auto"/>
+        <w:pBdr>
+          <w:bottom w:val="single" w:sz="8" w:space="2" w:color="107878"/>
+        </w:pBdr>
+      </w:pPr>
+      <w:r>
+        <w:rPr>
+          <w:b/>
+          <w:color w:val="107878"/>
+          <w:sz w:val="24"/>
+        </w:rPr>
+        <w:t>EDUCATION</w:t>
+      </w:r>
+    </w:p>
+    <w:p>
+      <w:pPr>
+        <w:pStyle w:val="ListBullet"/>
+        <w:spacing w:before="0" w:after="20" w:line="240" w:lineRule="auto"/>
+      </w:pPr>
+      <w:r>
+        <w:rPr>
+          <w:b/>
+          <w:sz w:val="19"/>
+        </w:rPr>
+        <w:t>Bachelor of Science in Civil Engineering</w:t>
       </w:r>
     </w:p>
     <w:sectPr>
